--- a/docs/ASSESSMENT.docx
+++ b/docs/ASSESSMENT.docx
@@ -1469,6 +1469,52 @@
     </w:p>
     <w:p>
       <w:pPr>
+        <w:spacing w:before="160" w:after="200" w:line="288" w:lineRule="auto"/>
+        <w:ind w:left="173"/>
+        <w:shd w:val="clear" w:color="auto" w:fill="DCEAED"/>
+        <w:pBdr>
+          <w:left w:val="single" w:sz="18" w:space="8" w:color="0E5D6E"/>
+        </w:pBdr>
+      </w:pPr>
+      <w:r>
+        <w:rPr>
+          <w:rFonts w:ascii="Georgia" w:hAnsi="Georgia"/>
+          <w:b/>
+          <w:color w:val="131B1E"/>
+          <w:sz w:val="20"/>
+        </w:rPr>
+        <w:t>Status, 2026-09-08.</w:t>
+      </w:r>
+      <w:r>
+        <w:rPr>
+          <w:rFonts w:ascii="Georgia" w:hAnsi="Georgia"/>
+          <w:b/>
+          <w:color w:val="131B1E"/>
+          <w:sz w:val="20"/>
+        </w:rPr>
+        <w:t xml:space="preserve"> Items 1 and 4 are done. Items 2 and 3 are the live priorities and are the two that change the numbers. Full current status in </w:t>
+      </w:r>
+      <w:r>
+        <w:rPr>
+          <w:rFonts w:ascii="Consolas" w:hAnsi="Consolas"/>
+          <w:b/>
+          <w:color w:val="0E5D6E"/>
+          <w:sz w:val="18"/>
+        </w:rPr>
+        <w:t>ROADMAP.md</w:t>
+      </w:r>
+      <w:r>
+        <w:rPr>
+          <w:rFonts w:ascii="Georgia" w:hAnsi="Georgia"/>
+          <w:b/>
+          <w:color w:val="131B1E"/>
+          <w:sz w:val="20"/>
+        </w:rPr>
+        <w:t>.</w:t>
+      </w:r>
+    </w:p>
+    <w:p>
+      <w:pPr>
         <w:spacing w:after="180" w:line="300" w:lineRule="auto"/>
       </w:pPr>
       <w:r>
@@ -1486,7 +1532,16 @@
           <w:color w:val="131B1E"/>
           <w:sz w:val="21"/>
         </w:rPr>
-        <w:t xml:space="preserve"> FastAPI, Streamlit, Docker Compose.</w:t>
+        <w:t xml:space="preserve"> FastAPI, Streamlit, Docker Compose. — ✅ </w:t>
+      </w:r>
+      <w:r>
+        <w:rPr>
+          <w:rFonts w:ascii="Georgia" w:hAnsi="Georgia"/>
+          <w:b/>
+          <w:color w:val="131B1E"/>
+          <w:sz w:val="21"/>
+        </w:rPr>
+        <w:t>DONE</w:t>
       </w:r>
     </w:p>
     <w:p>
@@ -1499,7 +1554,53 @@
           <w:color w:val="131B1E"/>
           <w:sz w:val="21"/>
         </w:rPr>
-        <w:t>An unfinished system is worth far less than a finished smaller one. This is already unblocked: the MLflow artifact loads in a fresh process and predicts. It is the difference between "notebook with good hygiene" and "system". Highest priority, lowest risk, no research uncertainty.</w:t>
+        <w:t>An unfinished system is worth far less than a finished smaller one. This was the right first call: FastAPI (4 endpoints), Streamlit (3 tabs) and three Docker image targets are all built and verified. It is the difference between "notebook with good hygiene" and "system".</w:t>
+      </w:r>
+    </w:p>
+    <w:p>
+      <w:pPr>
+        <w:spacing w:after="180" w:line="300" w:lineRule="auto"/>
+      </w:pPr>
+      <w:r>
+        <w:rPr>
+          <w:rFonts w:ascii="Georgia" w:hAnsi="Georgia"/>
+          <w:color w:val="131B1E"/>
+          <w:sz w:val="21"/>
+        </w:rPr>
+        <w:t xml:space="preserve">What remains of this item is not code but </w:t>
+      </w:r>
+      <w:r>
+        <w:rPr>
+          <w:rFonts w:ascii="Georgia" w:hAnsi="Georgia"/>
+          <w:i/>
+          <w:color w:val="131B1E"/>
+          <w:sz w:val="21"/>
+        </w:rPr>
+        <w:t>deployment</w:t>
+      </w:r>
+      <w:r>
+        <w:rPr>
+          <w:rFonts w:ascii="Georgia" w:hAnsi="Georgia"/>
+          <w:color w:val="131B1E"/>
+          <w:sz w:val="21"/>
+        </w:rPr>
+        <w:t xml:space="preserve"> — none of it has run anywhere but one laptop. See </w:t>
+      </w:r>
+      <w:r>
+        <w:rPr>
+          <w:rFonts w:ascii="Consolas" w:hAnsi="Consolas"/>
+          <w:color w:val="0E5D6E"/>
+          <w:sz w:val="19"/>
+        </w:rPr>
+        <w:t>ROADMAP.md</w:t>
+      </w:r>
+      <w:r>
+        <w:rPr>
+          <w:rFonts w:ascii="Georgia" w:hAnsi="Georgia"/>
+          <w:color w:val="131B1E"/>
+          <w:sz w:val="21"/>
+        </w:rPr>
+        <w:t xml:space="preserve"> §D.</w:t>
       </w:r>
     </w:p>
     <w:p>
@@ -1569,6 +1670,23 @@
         </w:rPr>
         <w:t>4. Tests and CI.</w:t>
       </w:r>
+      <w:r>
+        <w:rPr>
+          <w:rFonts w:ascii="Georgia" w:hAnsi="Georgia"/>
+          <w:color w:val="131B1E"/>
+          <w:sz w:val="21"/>
+        </w:rPr>
+        <w:t xml:space="preserve"> — ✅ </w:t>
+      </w:r>
+      <w:r>
+        <w:rPr>
+          <w:rFonts w:ascii="Georgia" w:hAnsi="Georgia"/>
+          <w:b/>
+          <w:color w:val="131B1E"/>
+          <w:sz w:val="21"/>
+        </w:rPr>
+        <w:t>DONE</w:t>
+      </w:r>
     </w:p>
     <w:p>
       <w:pPr>
@@ -1580,7 +1698,24 @@
           <w:color w:val="131B1E"/>
           <w:sz w:val="21"/>
         </w:rPr>
-        <w:t>Roughly four hours of work, and its absence is the most common resume-project tell. Three tests earn their keep immediately:</w:t>
+        <w:t xml:space="preserve">All three tests named here exist, plus two more that turned out to matter as much. 53 tests, ~2 s, no data or credentials required; CI runs them against </w:t>
+      </w:r>
+      <w:r>
+        <w:rPr>
+          <w:rFonts w:ascii="Georgia" w:hAnsi="Georgia"/>
+          <w:b/>
+          <w:color w:val="131B1E"/>
+          <w:sz w:val="21"/>
+        </w:rPr>
+        <w:t>two dependency sets</w:t>
+      </w:r>
+      <w:r>
+        <w:rPr>
+          <w:rFonts w:ascii="Georgia" w:hAnsi="Georgia"/>
+          <w:color w:val="131B1E"/>
+          <w:sz w:val="21"/>
+        </w:rPr>
+        <w:t xml:space="preserve"> plus an image build and container smoke test.</w:t>
       </w:r>
     </w:p>
     <w:p>
@@ -1594,7 +1729,15 @@
           <w:color w:val="131B1E"/>
           <w:sz w:val="21"/>
         </w:rPr>
-        <w:t>The cascade's stage ordering — that degree days cannot be built before national temperature.</w:t>
+        <w:t xml:space="preserve">The cascade's stage ordering — </w:t>
+      </w:r>
+      <w:r>
+        <w:rPr>
+          <w:rFonts w:ascii="Consolas" w:hAnsi="Consolas"/>
+          <w:color w:val="0E5D6E"/>
+          <w:sz w:val="19"/>
+        </w:rPr>
+        <w:t>test_stage_ordering.py</w:t>
       </w:r>
     </w:p>
     <w:p>
@@ -1608,7 +1751,7 @@
           <w:color w:val="131B1E"/>
           <w:sz w:val="21"/>
         </w:rPr>
-        <w:t xml:space="preserve">The horizon guards — that a request before </w:t>
+        <w:t xml:space="preserve">The horizon guards — </w:t>
       </w:r>
       <w:r>
         <w:rPr>
@@ -1616,31 +1759,7 @@
           <w:color w:val="0E5D6E"/>
           <w:sz w:val="19"/>
         </w:rPr>
-        <w:t>train_end + 1</w:t>
-      </w:r>
-      <w:r>
-        <w:rPr>
-          <w:rFonts w:ascii="Georgia" w:hAnsi="Georgia"/>
-          <w:color w:val="131B1E"/>
-          <w:sz w:val="21"/>
-        </w:rPr>
-        <w:t xml:space="preserve"> or beyond </w:t>
-      </w:r>
-      <w:r>
-        <w:rPr>
-          <w:rFonts w:ascii="Consolas" w:hAnsi="Consolas"/>
-          <w:color w:val="0E5D6E"/>
-          <w:sz w:val="19"/>
-        </w:rPr>
-        <w:t>max_horizon_days</w:t>
-      </w:r>
-      <w:r>
-        <w:rPr>
-          <w:rFonts w:ascii="Georgia" w:hAnsi="Georgia"/>
-          <w:color w:val="131B1E"/>
-          <w:sz w:val="21"/>
-        </w:rPr>
-        <w:t xml:space="preserve"> raises.</w:t>
+        <w:t>test_horizon_guards.py</w:t>
       </w:r>
     </w:p>
     <w:p>
@@ -1663,16 +1782,15 @@
           <w:color w:val="131B1E"/>
           <w:sz w:val="21"/>
         </w:rPr>
-        <w:t xml:space="preserve"> — that fold </w:t>
+        <w:t xml:space="preserve"> — </w:t>
       </w:r>
       <w:r>
         <w:rPr>
-          <w:rFonts w:ascii="Georgia" w:hAnsi="Georgia"/>
-          <w:i/>
-          <w:color w:val="131B1E"/>
-          <w:sz w:val="21"/>
+          <w:rFonts w:ascii="Consolas" w:hAnsi="Consolas"/>
+          <w:color w:val="0E5D6E"/>
+          <w:sz w:val="19"/>
         </w:rPr>
-        <w:t>k</w:t>
+        <w:t>test_fold_leakage.py</w:t>
       </w:r>
       <w:r>
         <w:rPr>
@@ -1680,7 +1798,7 @@
           <w:color w:val="131B1E"/>
           <w:sz w:val="21"/>
         </w:rPr>
-        <w:t xml:space="preserve">'s features never touch data after its </w:t>
+        <w:t xml:space="preserve">, against the real </w:t>
       </w:r>
       <w:r>
         <w:rPr>
@@ -1688,7 +1806,57 @@
           <w:color w:val="0E5D6E"/>
           <w:sz w:val="19"/>
         </w:rPr>
-        <w:t>train_end</w:t>
+        <w:t>prepare_folds</w:t>
+      </w:r>
+    </w:p>
+    <w:p>
+      <w:pPr>
+        <w:pStyle w:val="ListBullet"/>
+        <w:spacing w:after="100" w:line="288" w:lineRule="auto"/>
+      </w:pPr>
+      <w:r>
+        <w:rPr>
+          <w:rFonts w:ascii="Georgia" w:hAnsi="Georgia"/>
+          <w:color w:val="131B1E"/>
+          <w:sz w:val="21"/>
+        </w:rPr>
+        <w:t>Request unit validation — the 29-GW-as-29 error, which passes every null and type check</w:t>
+      </w:r>
+    </w:p>
+    <w:p>
+      <w:pPr>
+        <w:pStyle w:val="ListBullet"/>
+        <w:spacing w:after="100" w:line="288" w:lineRule="auto"/>
+      </w:pPr>
+      <w:r>
+        <w:rPr>
+          <w:rFonts w:ascii="Georgia" w:hAnsi="Georgia"/>
+          <w:color w:val="131B1E"/>
+          <w:sz w:val="21"/>
+        </w:rPr>
+        <w:t>Graceful degradation — 503 rather than a bare 200 with no model loaded</w:t>
+      </w:r>
+    </w:p>
+    <w:p>
+      <w:pPr>
+        <w:spacing w:after="180" w:line="300" w:lineRule="auto"/>
+      </w:pPr>
+      <w:r>
+        <w:rPr>
+          <w:rFonts w:ascii="Georgia" w:hAnsi="Georgia"/>
+          <w:color w:val="131B1E"/>
+          <w:sz w:val="21"/>
+        </w:rPr>
+        <w:t xml:space="preserve">Worth noting for the interview version of this story: </w:t>
+      </w:r>
+      <w:r>
+        <w:rPr>
+          <w:rFonts w:ascii="Georgia" w:hAnsi="Georgia"/>
+          <w:b/>
+          <w:color w:val="131B1E"/>
+          <w:sz w:val="21"/>
+        </w:rPr>
+        <w:t>the CI design caught a real latent bug</w:t>
       </w:r>
       <w:r>
         <w:rPr>
@@ -1696,7 +1864,71 @@
           <w:color w:val="131B1E"/>
           <w:sz w:val="21"/>
         </w:rPr>
-        <w:t>. This test is itself interview material.</w:t>
+        <w:t xml:space="preserve">. Running the suite against the slim serving dependency set revealed that </w:t>
+      </w:r>
+      <w:r>
+        <w:rPr>
+          <w:rFonts w:ascii="Consolas" w:hAnsi="Consolas"/>
+          <w:color w:val="0E5D6E"/>
+          <w:sz w:val="19"/>
+        </w:rPr>
+        <w:t>registry.py</w:t>
+      </w:r>
+      <w:r>
+        <w:rPr>
+          <w:rFonts w:ascii="Georgia" w:hAnsi="Georgia"/>
+          <w:color w:val="131B1E"/>
+          <w:sz w:val="21"/>
+        </w:rPr>
+        <w:t xml:space="preserve"> imported </w:t>
+      </w:r>
+      <w:r>
+        <w:rPr>
+          <w:rFonts w:ascii="Consolas" w:hAnsi="Consolas"/>
+          <w:color w:val="0E5D6E"/>
+          <w:sz w:val="19"/>
+        </w:rPr>
+        <w:t>optuna</w:t>
+      </w:r>
+      <w:r>
+        <w:rPr>
+          <w:rFonts w:ascii="Georgia" w:hAnsi="Georgia"/>
+          <w:color w:val="131B1E"/>
+          <w:sz w:val="21"/>
+        </w:rPr>
+        <w:t xml:space="preserve"> at module scope, so a </w:t>
+      </w:r>
+      <w:r>
+        <w:rPr>
+          <w:rFonts w:ascii="Consolas" w:hAnsi="Consolas"/>
+          <w:color w:val="0E5D6E"/>
+          <w:sz w:val="19"/>
+        </w:rPr>
+        <w:t>Baseline_Seasonal</w:t>
+      </w:r>
+      <w:r>
+        <w:rPr>
+          <w:rFonts w:ascii="Georgia" w:hAnsi="Georgia"/>
+          <w:color w:val="131B1E"/>
+          <w:sz w:val="21"/>
+        </w:rPr>
+        <w:t xml:space="preserve"> champion could not have been loaded by the serving image at all. Details in </w:t>
+      </w:r>
+      <w:r>
+        <w:rPr>
+          <w:rFonts w:ascii="Consolas" w:hAnsi="Consolas"/>
+          <w:color w:val="0E5D6E"/>
+          <w:sz w:val="19"/>
+        </w:rPr>
+        <w:t>CI.md</w:t>
+      </w:r>
+      <w:r>
+        <w:rPr>
+          <w:rFonts w:ascii="Georgia" w:hAnsi="Georgia"/>
+          <w:color w:val="131B1E"/>
+          <w:sz w:val="21"/>
+        </w:rPr>
+        <w:t>.</w:t>
       </w:r>
     </w:p>
     <w:p>
